--- a/physics_course/word/lesson09.docx
+++ b/physics_course/word/lesson09.docx
@@ -21,7 +21,130 @@
         <w:rPr>
           <w:sz w:val="24"/>
         </w:rPr>
-        <w:t>ข้อ p1_l09_001: คลื่นในน้ำตื้นเป็นคลื่นชนิดใด</w:t>
+        <w:t>1. คลื่นในน้ำตื้นเป็นคลื่นชนิดใด</w:t>
+      </w:r>
+    </w:p>
+    <w:p>
+      <w:pPr>
+        <w:ind w:left="720"/>
+      </w:pPr>
+      <w:r>
+        <w:t xml:space="preserve">    1. ก</w:t>
+      </w:r>
+    </w:p>
+    <w:p>
+      <w:pPr>
+        <w:ind w:left="720"/>
+      </w:pPr>
+      <w:r>
+        <w:t xml:space="preserve">    2. ข</w:t>
+      </w:r>
+    </w:p>
+    <w:p>
+      <w:pPr>
+        <w:ind w:left="720"/>
+      </w:pPr>
+      <w:r>
+        <w:t xml:space="preserve">    3. ค</w:t>
+      </w:r>
+    </w:p>
+    <w:p>
+      <w:pPr>
+        <w:ind w:left="720"/>
+      </w:pPr>
+      <w:r>
+        <w:t xml:space="preserve">    4. ง</w:t>
+      </w:r>
+    </w:p>
+    <w:p/>
+    <w:p>
+      <w:r>
+        <w:rPr>
+          <w:sz w:val="24"/>
+        </w:rPr>
+        <w:t>2. เมื่อคลื่นเคลื่อนที่จากตัวกลางหนึ่งไปยังอีกตัวกลางหนึ่ง �ข้อใดไม่เปลี่ยนแปลง</w:t>
+      </w:r>
+    </w:p>
+    <w:p>
+      <w:pPr>
+        <w:ind w:left="720"/>
+      </w:pPr>
+      <w:r>
+        <w:t xml:space="preserve">    1. ก</w:t>
+      </w:r>
+    </w:p>
+    <w:p>
+      <w:pPr>
+        <w:ind w:left="720"/>
+      </w:pPr>
+      <w:r>
+        <w:t xml:space="preserve">    2. ข</w:t>
+      </w:r>
+    </w:p>
+    <w:p>
+      <w:pPr>
+        <w:ind w:left="720"/>
+      </w:pPr>
+      <w:r>
+        <w:t xml:space="preserve">    3. ค</w:t>
+      </w:r>
+    </w:p>
+    <w:p>
+      <w:pPr>
+        <w:ind w:left="720"/>
+      </w:pPr>
+      <w:r>
+        <w:t xml:space="preserve">    4. ง</w:t>
+      </w:r>
+    </w:p>
+    <w:p/>
+    <w:p>
+      <w:r>
+        <w:rPr>
+          <w:sz w:val="24"/>
+        </w:rPr>
+        <w:t>3. คลื่นเสียงเป็นคลื่นชนิดใด</w:t>
+      </w:r>
+    </w:p>
+    <w:p>
+      <w:pPr>
+        <w:ind w:left="720"/>
+      </w:pPr>
+      <w:r>
+        <w:t xml:space="preserve">    1. ก</w:t>
+      </w:r>
+    </w:p>
+    <w:p>
+      <w:pPr>
+        <w:ind w:left="720"/>
+      </w:pPr>
+      <w:r>
+        <w:t xml:space="preserve">    2. ข</w:t>
+      </w:r>
+    </w:p>
+    <w:p>
+      <w:pPr>
+        <w:ind w:left="720"/>
+      </w:pPr>
+      <w:r>
+        <w:t xml:space="preserve">    3. ค</w:t>
+      </w:r>
+    </w:p>
+    <w:p>
+      <w:pPr>
+        <w:ind w:left="720"/>
+      </w:pPr>
+      <w:r>
+        <w:t xml:space="preserve">    4. ง</w:t>
+      </w:r>
+    </w:p>
+    <w:p/>
+    <w:p>
+      <w:r>
+        <w:rPr>
+          <w:sz w:val="24"/>
+        </w:rPr>
+        <w:t>4. ปรากฏการณ์ที่คลื่นเบนออกจากแนวตรงเมื่อผ่านช่องแคบเรียกว่าอะไร</w:t>
       </w:r>
     </w:p>
     <w:p>
@@ -37,7 +160,7 @@
               <a:graphicData uri="http://schemas.openxmlformats.org/drawingml/2006/picture">
                 <pic:pic>
                   <pic:nvPicPr>
-                    <pic:cNvPr id="0" name="physics_img_q1_l09_001.png"/>
+                    <pic:cNvPr id="0" name="physics_img_4.png"/>
                     <pic:cNvPicPr/>
                   </pic:nvPicPr>
                   <pic:blipFill>
@@ -63,38 +186,34 @@
     <w:p/>
     <w:p>
       <w:pPr>
-        <w:pStyle w:val="ListBullet"/>
         <w:ind w:left="720"/>
       </w:pPr>
       <w:r>
-        <w:t xml:space="preserve">    ก</w:t>
+        <w:t xml:space="preserve">    1. ก</w:t>
       </w:r>
     </w:p>
     <w:p>
       <w:pPr>
-        <w:pStyle w:val="ListBullet"/>
         <w:ind w:left="720"/>
       </w:pPr>
       <w:r>
-        <w:t xml:space="preserve">    ข</w:t>
+        <w:t xml:space="preserve">    2. ข</w:t>
       </w:r>
     </w:p>
     <w:p>
       <w:pPr>
-        <w:pStyle w:val="ListBullet"/>
         <w:ind w:left="720"/>
       </w:pPr>
       <w:r>
-        <w:t xml:space="preserve">    ค</w:t>
+        <w:t xml:space="preserve">    3. ค</w:t>
       </w:r>
     </w:p>
     <w:p>
       <w:pPr>
-        <w:pStyle w:val="ListBullet"/>
         <w:ind w:left="720"/>
       </w:pPr>
       <w:r>
-        <w:t xml:space="preserve">    ง</w:t>
+        <w:t xml:space="preserve">    4. ง</w:t>
       </w:r>
     </w:p>
     <w:p/>
@@ -103,7 +222,89 @@
         <w:rPr>
           <w:sz w:val="24"/>
         </w:rPr>
-        <w:t>ข้อ p1_l09_002: เมื่อคลื่นเคลื่อนที่จากตัวกลางหนึ่งไปยังอีกตัวกลางหนึ่ง �ข้อใดไม่เปลี่ยนแปลง</w:t>
+        <w:t>5. เมื่อคลื่นตกกระทบผิวสะท้อน มุมตกกระทบเท่ากับมุมสะท้อน นี่คือกฎของฟิสิกส์ข้อใด</w:t>
+      </w:r>
+    </w:p>
+    <w:p>
+      <w:pPr>
+        <w:ind w:left="720"/>
+      </w:pPr>
+      <w:r>
+        <w:t xml:space="preserve">    1. ก</w:t>
+      </w:r>
+    </w:p>
+    <w:p>
+      <w:pPr>
+        <w:ind w:left="720"/>
+      </w:pPr>
+      <w:r>
+        <w:t xml:space="preserve">    2. ข</w:t>
+      </w:r>
+    </w:p>
+    <w:p>
+      <w:pPr>
+        <w:ind w:left="720"/>
+      </w:pPr>
+      <w:r>
+        <w:t xml:space="preserve">    3. ค</w:t>
+      </w:r>
+    </w:p>
+    <w:p>
+      <w:pPr>
+        <w:ind w:left="720"/>
+      </w:pPr>
+      <w:r>
+        <w:t xml:space="preserve">    4. ง</w:t>
+      </w:r>
+    </w:p>
+    <w:p/>
+    <w:p>
+      <w:r>
+        <w:rPr>
+          <w:sz w:val="24"/>
+        </w:rPr>
+        <w:t>6. คลื่นน้ำเคลื่อนที่ด้วยอัตราเร็ว 4 m/s มีความยาวคลื่น 0.5 m ความถี่ของคลื่นเป็นเท่าใด</w:t>
+      </w:r>
+    </w:p>
+    <w:p>
+      <w:pPr>
+        <w:ind w:left="720"/>
+      </w:pPr>
+      <w:r>
+        <w:t xml:space="preserve">    1. ก</w:t>
+      </w:r>
+    </w:p>
+    <w:p>
+      <w:pPr>
+        <w:ind w:left="720"/>
+      </w:pPr>
+      <w:r>
+        <w:t xml:space="preserve">    2. ข</w:t>
+      </w:r>
+    </w:p>
+    <w:p>
+      <w:pPr>
+        <w:ind w:left="720"/>
+      </w:pPr>
+      <w:r>
+        <w:t xml:space="preserve">    3. ค</w:t>
+      </w:r>
+    </w:p>
+    <w:p>
+      <w:pPr>
+        <w:ind w:left="720"/>
+      </w:pPr>
+      <w:r>
+        <w:t xml:space="preserve">    4. ง</w:t>
+      </w:r>
+    </w:p>
+    <w:p/>
+    <w:p>
+      <w:r>
+        <w:rPr>
+          <w:sz w:val="24"/>
+        </w:rPr>
+        <w:t>7. คลื่นเสียงเคลื่อนที่ในอากาศด้วยอัตราเร็ว 340 m/s ที่ความถี่ 170 Hz จะมีความยาวคลื่นเท่าใด</w:t>
       </w:r>
     </w:p>
     <w:p>
@@ -119,7 +320,7 @@
               <a:graphicData uri="http://schemas.openxmlformats.org/drawingml/2006/picture">
                 <pic:pic>
                   <pic:nvPicPr>
-                    <pic:cNvPr id="0" name="physics_img_q1_l09_001.png"/>
+                    <pic:cNvPr id="0" name="physics_img_4.png"/>
                     <pic:cNvPicPr/>
                   </pic:nvPicPr>
                   <pic:blipFill>
@@ -145,38 +346,34 @@
     <w:p/>
     <w:p>
       <w:pPr>
-        <w:pStyle w:val="ListBullet"/>
         <w:ind w:left="720"/>
       </w:pPr>
       <w:r>
-        <w:t xml:space="preserve">    ก</w:t>
+        <w:t xml:space="preserve">    1. ก</w:t>
       </w:r>
     </w:p>
     <w:p>
       <w:pPr>
-        <w:pStyle w:val="ListBullet"/>
         <w:ind w:left="720"/>
       </w:pPr>
       <w:r>
-        <w:t xml:space="preserve">    ข</w:t>
+        <w:t xml:space="preserve">    2. ข</w:t>
       </w:r>
     </w:p>
     <w:p>
       <w:pPr>
-        <w:pStyle w:val="ListBullet"/>
         <w:ind w:left="720"/>
       </w:pPr>
       <w:r>
-        <w:t xml:space="preserve">    ค</w:t>
+        <w:t xml:space="preserve">    3. ค</w:t>
       </w:r>
     </w:p>
     <w:p>
       <w:pPr>
-        <w:pStyle w:val="ListBullet"/>
         <w:ind w:left="720"/>
       </w:pPr>
       <w:r>
-        <w:t xml:space="preserve">    ง</w:t>
+        <w:t xml:space="preserve">    4. ง</w:t>
       </w:r>
     </w:p>
     <w:p/>
@@ -185,43 +382,39 @@
         <w:rPr>
           <w:sz w:val="24"/>
         </w:rPr>
-        <w:t>ข้อ p1_l09_003: คลื่นเสียงเป็นคลื่นชนิดใด</w:t>
+        <w:t>8. เมื่อคลื่นเคลื่อนที่จากน้ำลึกเข้าสู่น้ำตื้น ข้อใดเกิดขึ้น</w:t>
       </w:r>
     </w:p>
     <w:p>
       <w:pPr>
-        <w:pStyle w:val="ListBullet"/>
         <w:ind w:left="720"/>
       </w:pPr>
       <w:r>
-        <w:t xml:space="preserve">    ก</w:t>
+        <w:t xml:space="preserve">    1. ก</w:t>
       </w:r>
     </w:p>
     <w:p>
       <w:pPr>
-        <w:pStyle w:val="ListBullet"/>
         <w:ind w:left="720"/>
       </w:pPr>
       <w:r>
-        <w:t xml:space="preserve">    ข</w:t>
+        <w:t xml:space="preserve">    2. ข</w:t>
       </w:r>
     </w:p>
     <w:p>
       <w:pPr>
-        <w:pStyle w:val="ListBullet"/>
         <w:ind w:left="720"/>
       </w:pPr>
       <w:r>
-        <w:t xml:space="preserve">    ค</w:t>
+        <w:t xml:space="preserve">    3. ค</w:t>
       </w:r>
     </w:p>
     <w:p>
       <w:pPr>
-        <w:pStyle w:val="ListBullet"/>
         <w:ind w:left="720"/>
       </w:pPr>
       <w:r>
-        <w:t xml:space="preserve">    ง</w:t>
+        <w:t xml:space="preserve">    4. ง</w:t>
       </w:r>
     </w:p>
     <w:p/>
@@ -230,43 +423,39 @@
         <w:rPr>
           <w:sz w:val="24"/>
         </w:rPr>
-        <w:t>ข้อ p1_l09_004: ปรากฏการณ์ที่คลื่นเบนออกจากแนวตรงเมื่อผ่านช่องแคบเรียกว่าอะไร</w:t>
+        <w:t>9. ช่องแคบกว้าง 2 m มีคลื่นความยาวคลื่น 0.5 m ผ่านเข้ามา จะเกิดการเลี้ยวเบนอย่างชัดเจนหรือไม่</w:t>
       </w:r>
     </w:p>
     <w:p>
       <w:pPr>
-        <w:pStyle w:val="ListBullet"/>
         <w:ind w:left="720"/>
       </w:pPr>
       <w:r>
-        <w:t xml:space="preserve">    ก</w:t>
+        <w:t xml:space="preserve">    1. ก</w:t>
       </w:r>
     </w:p>
     <w:p>
       <w:pPr>
-        <w:pStyle w:val="ListBullet"/>
         <w:ind w:left="720"/>
       </w:pPr>
       <w:r>
-        <w:t xml:space="preserve">    ข</w:t>
+        <w:t xml:space="preserve">    2. ข</w:t>
       </w:r>
     </w:p>
     <w:p>
       <w:pPr>
-        <w:pStyle w:val="ListBullet"/>
         <w:ind w:left="720"/>
       </w:pPr>
       <w:r>
-        <w:t xml:space="preserve">    ค</w:t>
+        <w:t xml:space="preserve">    3. ค</w:t>
       </w:r>
     </w:p>
     <w:p>
       <w:pPr>
-        <w:pStyle w:val="ListBullet"/>
         <w:ind w:left="720"/>
       </w:pPr>
       <w:r>
-        <w:t xml:space="preserve">    ง</w:t>
+        <w:t xml:space="preserve">    4. ง</w:t>
       </w:r>
     </w:p>
     <w:p/>
@@ -275,7 +464,212 @@
         <w:rPr>
           <w:sz w:val="24"/>
         </w:rPr>
-        <w:t>ข้อ p1_l09_005: เมื่อคลื่นตกกระทบผิวสะท้อน มุมตกกระทบเท่ากับมุมสะท้อน นี่คือกฎของฟิสิกส์ข้อใด</w:t>
+        <w:t>10. คลื่นสองขบวนมาจากแหล่งกำเนิดต่างกัน มีความถี่เท่ากันแต่เฟสต่างกัน พบบริเวณที่คลื่นแทรกสอดและกระทำกันแบบเสริม เรียกบริเวณนั้นว่าอะไร</w:t>
+      </w:r>
+    </w:p>
+    <w:p>
+      <w:pPr>
+        <w:ind w:left="720"/>
+      </w:pPr>
+      <w:r>
+        <w:t xml:space="preserve">    1. ก</w:t>
+      </w:r>
+    </w:p>
+    <w:p>
+      <w:pPr>
+        <w:ind w:left="720"/>
+      </w:pPr>
+      <w:r>
+        <w:t xml:space="preserve">    2. ข</w:t>
+      </w:r>
+    </w:p>
+    <w:p>
+      <w:pPr>
+        <w:ind w:left="720"/>
+      </w:pPr>
+      <w:r>
+        <w:t xml:space="preserve">    3. ค</w:t>
+      </w:r>
+    </w:p>
+    <w:p>
+      <w:pPr>
+        <w:ind w:left="720"/>
+      </w:pPr>
+      <w:r>
+        <w:t xml:space="preserve">    4. ง</w:t>
+      </w:r>
+    </w:p>
+    <w:p/>
+    <w:p>
+      <w:r>
+        <w:rPr>
+          <w:sz w:val="24"/>
+        </w:rPr>
+        <w:t>11. สิ่งที่คลื่นน้ำพาเคลื่อนที่ผ่านไปคือข้อใด</w:t>
+      </w:r>
+    </w:p>
+    <w:p>
+      <w:pPr>
+        <w:ind w:left="720"/>
+      </w:pPr>
+      <w:r>
+        <w:t xml:space="preserve">    1. ก</w:t>
+      </w:r>
+    </w:p>
+    <w:p>
+      <w:pPr>
+        <w:ind w:left="720"/>
+      </w:pPr>
+      <w:r>
+        <w:t xml:space="preserve">    2. ข</w:t>
+      </w:r>
+    </w:p>
+    <w:p>
+      <w:pPr>
+        <w:ind w:left="720"/>
+      </w:pPr>
+      <w:r>
+        <w:t xml:space="preserve">    3. ค</w:t>
+      </w:r>
+    </w:p>
+    <w:p>
+      <w:pPr>
+        <w:ind w:left="720"/>
+      </w:pPr>
+      <w:r>
+        <w:t xml:space="preserve">    4. ง</w:t>
+      </w:r>
+    </w:p>
+    <w:p/>
+    <w:p>
+      <w:r>
+        <w:rPr>
+          <w:sz w:val="24"/>
+        </w:rPr>
+        <w:t>12. เมื่อแสงเคลื่อนที่จากอากาศเข้าสู่แก้ว ข้อใดเกิดขึ้น</w:t>
+      </w:r>
+    </w:p>
+    <w:p>
+      <w:pPr>
+        <w:ind w:left="720"/>
+      </w:pPr>
+      <w:r>
+        <w:t xml:space="preserve">    1. ก</w:t>
+      </w:r>
+    </w:p>
+    <w:p>
+      <w:pPr>
+        <w:ind w:left="720"/>
+      </w:pPr>
+      <w:r>
+        <w:t xml:space="preserve">    2. ข</w:t>
+      </w:r>
+    </w:p>
+    <w:p>
+      <w:pPr>
+        <w:ind w:left="720"/>
+      </w:pPr>
+      <w:r>
+        <w:t xml:space="preserve">    3. ค</w:t>
+      </w:r>
+    </w:p>
+    <w:p>
+      <w:pPr>
+        <w:ind w:left="720"/>
+      </w:pPr>
+      <w:r>
+        <w:t xml:space="preserve">    4. ง</w:t>
+      </w:r>
+    </w:p>
+    <w:p/>
+    <w:p>
+      <w:r>
+        <w:rPr>
+          <w:sz w:val="24"/>
+        </w:rPr>
+        <w:t>13. ปรากฏการณ์ที่คลื่นสองขบวนมารวมกันแล้วเกิดแอมพลิจูดรวมมากขึ้นหรือน้อยลง เรียกว่าอะไร</w:t>
+      </w:r>
+    </w:p>
+    <w:p>
+      <w:pPr>
+        <w:ind w:left="720"/>
+      </w:pPr>
+      <w:r>
+        <w:t xml:space="preserve">    1. ก</w:t>
+      </w:r>
+    </w:p>
+    <w:p>
+      <w:pPr>
+        <w:ind w:left="720"/>
+      </w:pPr>
+      <w:r>
+        <w:t xml:space="preserve">    2. ข</w:t>
+      </w:r>
+    </w:p>
+    <w:p>
+      <w:pPr>
+        <w:ind w:left="720"/>
+      </w:pPr>
+      <w:r>
+        <w:t xml:space="preserve">    3. ค</w:t>
+      </w:r>
+    </w:p>
+    <w:p>
+      <w:pPr>
+        <w:ind w:left="720"/>
+      </w:pPr>
+      <w:r>
+        <w:t xml:space="preserve">    4. ง</w:t>
+      </w:r>
+    </w:p>
+    <w:p/>
+    <w:p>
+      <w:r>
+        <w:rPr>
+          <w:sz w:val="24"/>
+        </w:rPr>
+        <w:t>14. คลื่นเสียงเดินทางในของแข็งเร็วกว่าในของเหลว และในของเหลวเร็วกว่าในแก๊ส เพราะเหตุใด</w:t>
+      </w:r>
+    </w:p>
+    <w:p>
+      <w:pPr>
+        <w:ind w:left="720"/>
+      </w:pPr>
+      <w:r>
+        <w:t xml:space="preserve">    1. ก</w:t>
+      </w:r>
+    </w:p>
+    <w:p>
+      <w:pPr>
+        <w:ind w:left="720"/>
+      </w:pPr>
+      <w:r>
+        <w:t xml:space="preserve">    2. ข</w:t>
+      </w:r>
+    </w:p>
+    <w:p>
+      <w:pPr>
+        <w:ind w:left="720"/>
+      </w:pPr>
+      <w:r>
+        <w:t xml:space="preserve">    3. ค</w:t>
+      </w:r>
+    </w:p>
+    <w:p>
+      <w:pPr>
+        <w:ind w:left="720"/>
+      </w:pPr>
+      <w:r>
+        <w:t xml:space="preserve">    4. ง</w:t>
+      </w:r>
+    </w:p>
+    <w:p/>
+    <w:p>
+      <w:r>
+        <w:rPr>
+          <w:sz w:val="24"/>
+        </w:rPr>
+        <w:t>15. คลื่นความถี่ 50 Hz มีความยาวคลื่น 4 m คลื่นเคลื่อนที่ด้วยอัตราเร็วเท่าใด</w:t>
       </w:r>
     </w:p>
     <w:p>
@@ -291,7 +685,7 @@
               <a:graphicData uri="http://schemas.openxmlformats.org/drawingml/2006/picture">
                 <pic:pic>
                   <pic:nvPicPr>
-                    <pic:cNvPr id="0" name="physics_img_q1_l09_001.png"/>
+                    <pic:cNvPr id="0" name="physics_img_4.png"/>
                     <pic:cNvPicPr/>
                   </pic:nvPicPr>
                   <pic:blipFill>
@@ -317,38 +711,34 @@
     <w:p/>
     <w:p>
       <w:pPr>
-        <w:pStyle w:val="ListBullet"/>
         <w:ind w:left="720"/>
       </w:pPr>
       <w:r>
-        <w:t xml:space="preserve">    ก</w:t>
+        <w:t xml:space="preserve">    1. ก</w:t>
       </w:r>
     </w:p>
     <w:p>
       <w:pPr>
-        <w:pStyle w:val="ListBullet"/>
         <w:ind w:left="720"/>
       </w:pPr>
       <w:r>
-        <w:t xml:space="preserve">    ข</w:t>
+        <w:t xml:space="preserve">    2. ข</w:t>
       </w:r>
     </w:p>
     <w:p>
       <w:pPr>
-        <w:pStyle w:val="ListBullet"/>
         <w:ind w:left="720"/>
       </w:pPr>
       <w:r>
-        <w:t xml:space="preserve">    ค</w:t>
+        <w:t xml:space="preserve">    3. ค</w:t>
       </w:r>
     </w:p>
     <w:p>
       <w:pPr>
-        <w:pStyle w:val="ListBullet"/>
         <w:ind w:left="720"/>
       </w:pPr>
       <w:r>
-        <w:t xml:space="preserve">    ง</w:t>
+        <w:t xml:space="preserve">    4. ง</w:t>
       </w:r>
     </w:p>
     <w:p/>
@@ -357,7 +747,48 @@
         <w:rPr>
           <w:sz w:val="24"/>
         </w:rPr>
-        <w:t>ข้อ p1_l09_006: คลื่นน้ำเคลื่อนที่ด้วยอัตราเร็ว 4 m/s มีความยาวคลื่น 0.5 m ความถี่ของคลื่นเป็นเท่าใด</w:t>
+        <w:t>16. สมบัติของคลื่น 4 ข้อที่แสดงว่าคลื่นเป็นปรากฏการณ์ทางฟิสิกส์ประกอบด้วยข้อใด</w:t>
+      </w:r>
+    </w:p>
+    <w:p>
+      <w:pPr>
+        <w:ind w:left="720"/>
+      </w:pPr>
+      <w:r>
+        <w:t xml:space="preserve">    1. ก</w:t>
+      </w:r>
+    </w:p>
+    <w:p>
+      <w:pPr>
+        <w:ind w:left="720"/>
+      </w:pPr>
+      <w:r>
+        <w:t xml:space="preserve">    2. ข</w:t>
+      </w:r>
+    </w:p>
+    <w:p>
+      <w:pPr>
+        <w:ind w:left="720"/>
+      </w:pPr>
+      <w:r>
+        <w:t xml:space="preserve">    3. ค</w:t>
+      </w:r>
+    </w:p>
+    <w:p>
+      <w:pPr>
+        <w:ind w:left="720"/>
+      </w:pPr>
+      <w:r>
+        <w:t xml:space="preserve">    4. ง</w:t>
+      </w:r>
+    </w:p>
+    <w:p/>
+    <w:p>
+      <w:r>
+        <w:rPr>
+          <w:sz w:val="24"/>
+        </w:rPr>
+        <w:t>17. ในการทดลองช่องคู่ของยัง ระยะระหว่างช่อง 0.5 mm ระยะจากช่องถึงฉาก 2 m ความยาวคลื่น 600 nm ระยะระหว่างปฏิบัพที่อยู่ติดกันเป็นเท่าใด</w:t>
       </w:r>
     </w:p>
     <w:p>
@@ -373,7 +804,7 @@
               <a:graphicData uri="http://schemas.openxmlformats.org/drawingml/2006/picture">
                 <pic:pic>
                   <pic:nvPicPr>
-                    <pic:cNvPr id="0" name="physics_img_q1_l09_001.png"/>
+                    <pic:cNvPr id="0" name="physics_img_4.png"/>
                     <pic:cNvPicPr/>
                   </pic:nvPicPr>
                   <pic:blipFill>
@@ -399,38 +830,34 @@
     <w:p/>
     <w:p>
       <w:pPr>
-        <w:pStyle w:val="ListBullet"/>
         <w:ind w:left="720"/>
       </w:pPr>
       <w:r>
-        <w:t xml:space="preserve">    ก</w:t>
+        <w:t xml:space="preserve">    1. ก</w:t>
       </w:r>
     </w:p>
     <w:p>
       <w:pPr>
-        <w:pStyle w:val="ListBullet"/>
         <w:ind w:left="720"/>
       </w:pPr>
       <w:r>
-        <w:t xml:space="preserve">    ข</w:t>
+        <w:t xml:space="preserve">    2. ข</w:t>
       </w:r>
     </w:p>
     <w:p>
       <w:pPr>
-        <w:pStyle w:val="ListBullet"/>
         <w:ind w:left="720"/>
       </w:pPr>
       <w:r>
-        <w:t xml:space="preserve">    ค</w:t>
+        <w:t xml:space="preserve">    3. ค</w:t>
       </w:r>
     </w:p>
     <w:p>
       <w:pPr>
-        <w:pStyle w:val="ListBullet"/>
         <w:ind w:left="720"/>
       </w:pPr>
       <w:r>
-        <w:t xml:space="preserve">    ง</w:t>
+        <w:t xml:space="preserve">    4. ง</w:t>
       </w:r>
     </w:p>
     <w:p/>
@@ -439,43 +866,39 @@
         <w:rPr>
           <w:sz w:val="24"/>
         </w:rPr>
-        <w:t>ข้อ p1_l09_007: คลื่นเสียงเคลื่อนที่ในอากาศด้วยอัตราเร็ว 340 m/s ที่ความถี่ 170 Hz จะมีความยาวคลื่นเท่าใด</w:t>
+        <w:t>18. คลื่นเสียงสามารถเดินทางผ่านสุญญากาศได้หรือไม่</w:t>
       </w:r>
     </w:p>
     <w:p>
       <w:pPr>
-        <w:pStyle w:val="ListBullet"/>
         <w:ind w:left="720"/>
       </w:pPr>
       <w:r>
-        <w:t xml:space="preserve">    ก</w:t>
+        <w:t xml:space="preserve">    1. ก</w:t>
       </w:r>
     </w:p>
     <w:p>
       <w:pPr>
-        <w:pStyle w:val="ListBullet"/>
         <w:ind w:left="720"/>
       </w:pPr>
       <w:r>
-        <w:t xml:space="preserve">    ข</w:t>
+        <w:t xml:space="preserve">    2. ข</w:t>
       </w:r>
     </w:p>
     <w:p>
       <w:pPr>
-        <w:pStyle w:val="ListBullet"/>
         <w:ind w:left="720"/>
       </w:pPr>
       <w:r>
-        <w:t xml:space="preserve">    ค</w:t>
+        <w:t xml:space="preserve">    3. ค</w:t>
       </w:r>
     </w:p>
     <w:p>
       <w:pPr>
-        <w:pStyle w:val="ListBullet"/>
         <w:ind w:left="720"/>
       </w:pPr>
       <w:r>
-        <w:t xml:space="preserve">    ง</w:t>
+        <w:t xml:space="preserve">    4. ง</w:t>
       </w:r>
     </w:p>
     <w:p/>
@@ -484,43 +907,39 @@
         <w:rPr>
           <w:sz w:val="24"/>
         </w:rPr>
-        <w:t>ข้อ p1_l09_008: เมื่อคลื่นเคลื่อนที่จากน้ำลึกเข้าสู่น้ำตื้น ข้อใดเกิดขึ้น</w:t>
+        <w:t>19. ข้อใดต่อไปนี้ไม่ใช่คลื่นกล</w:t>
       </w:r>
     </w:p>
     <w:p>
       <w:pPr>
-        <w:pStyle w:val="ListBullet"/>
         <w:ind w:left="720"/>
       </w:pPr>
       <w:r>
-        <w:t xml:space="preserve">    ก</w:t>
+        <w:t xml:space="preserve">    1. ก</w:t>
       </w:r>
     </w:p>
     <w:p>
       <w:pPr>
-        <w:pStyle w:val="ListBullet"/>
         <w:ind w:left="720"/>
       </w:pPr>
       <w:r>
-        <w:t xml:space="preserve">    ข</w:t>
+        <w:t xml:space="preserve">    2. ข</w:t>
       </w:r>
     </w:p>
     <w:p>
       <w:pPr>
-        <w:pStyle w:val="ListBullet"/>
         <w:ind w:left="720"/>
       </w:pPr>
       <w:r>
-        <w:t xml:space="preserve">    ค</w:t>
+        <w:t xml:space="preserve">    3. ค</w:t>
       </w:r>
     </w:p>
     <w:p>
       <w:pPr>
-        <w:pStyle w:val="ListBullet"/>
         <w:ind w:left="720"/>
       </w:pPr>
       <w:r>
-        <w:t xml:space="preserve">    ง</w:t>
+        <w:t xml:space="preserve">    4. ง</w:t>
       </w:r>
     </w:p>
     <w:p/>
@@ -529,43 +948,39 @@
         <w:rPr>
           <w:sz w:val="24"/>
         </w:rPr>
-        <w:t>ข้อ p1_l09_009: ช่องแคบกว้าง 2 m มีคลื่นความยาวคลื่น 0.5 m ผ่านเข้ามา จะเกิดการเลี้ยวเบนอย่างชัดเจนหรือไม่</w:t>
+        <w:t>20. คลื่นตามยาวและคลื่นตามขวางแตกต่างกันอย่างไร</w:t>
       </w:r>
     </w:p>
     <w:p>
       <w:pPr>
-        <w:pStyle w:val="ListBullet"/>
         <w:ind w:left="720"/>
       </w:pPr>
       <w:r>
-        <w:t xml:space="preserve">    ก</w:t>
+        <w:t xml:space="preserve">    1. ก</w:t>
       </w:r>
     </w:p>
     <w:p>
       <w:pPr>
-        <w:pStyle w:val="ListBullet"/>
         <w:ind w:left="720"/>
       </w:pPr>
       <w:r>
-        <w:t xml:space="preserve">    ข</w:t>
+        <w:t xml:space="preserve">    2. ข</w:t>
       </w:r>
     </w:p>
     <w:p>
       <w:pPr>
-        <w:pStyle w:val="ListBullet"/>
         <w:ind w:left="720"/>
       </w:pPr>
       <w:r>
-        <w:t xml:space="preserve">    ค</w:t>
+        <w:t xml:space="preserve">    3. ค</w:t>
       </w:r>
     </w:p>
     <w:p>
       <w:pPr>
-        <w:pStyle w:val="ListBullet"/>
         <w:ind w:left="720"/>
       </w:pPr>
       <w:r>
-        <w:t xml:space="preserve">    ง</w:t>
+        <w:t xml:space="preserve">    4. ง</w:t>
       </w:r>
     </w:p>
     <w:p/>
@@ -574,7 +989,7 @@
         <w:rPr>
           <w:sz w:val="24"/>
         </w:rPr>
-        <w:t>ข้อ p1_l09_010: คลื่นสองขบวนมาจากแหล่งกำเนิดต่างกัน มีความถี่เท่ากันแต่เฟสต่างกัน พบบริเวณที่คลื่นแทรกสอดและกระทำกันแบบเสริม เรียกบริเวณนั้นว่าอะไร</w:t>
+        <w:t>21. คลื่นน้ำเคลื่อนที่จากน้ำตื้นเข้าสู่น้ำลึก โดยมีมุมตกกระทบ 30° และมุมหักเห 45° อัตราเร็วในน้ำตื้นเป็นเท่าใด (อัตราเร็วในน้ำลึก = 30 m/s)</w:t>
       </w:r>
     </w:p>
     <w:p>
@@ -590,7 +1005,7 @@
               <a:graphicData uri="http://schemas.openxmlformats.org/drawingml/2006/picture">
                 <pic:pic>
                   <pic:nvPicPr>
-                    <pic:cNvPr id="0" name="physics_img_q1_l09_001.png"/>
+                    <pic:cNvPr id="0" name="physics_img_4.png"/>
                     <pic:cNvPicPr/>
                   </pic:nvPicPr>
                   <pic:blipFill>
@@ -616,38 +1031,34 @@
     <w:p/>
     <w:p>
       <w:pPr>
-        <w:pStyle w:val="ListBullet"/>
         <w:ind w:left="720"/>
       </w:pPr>
       <w:r>
-        <w:t xml:space="preserve">    ก</w:t>
+        <w:t xml:space="preserve">    1. ก</w:t>
       </w:r>
     </w:p>
     <w:p>
       <w:pPr>
-        <w:pStyle w:val="ListBullet"/>
         <w:ind w:left="720"/>
       </w:pPr>
       <w:r>
-        <w:t xml:space="preserve">    ข</w:t>
+        <w:t xml:space="preserve">    2. ข</w:t>
       </w:r>
     </w:p>
     <w:p>
       <w:pPr>
-        <w:pStyle w:val="ListBullet"/>
         <w:ind w:left="720"/>
       </w:pPr>
       <w:r>
-        <w:t xml:space="preserve">    ค</w:t>
+        <w:t xml:space="preserve">    3. ค</w:t>
       </w:r>
     </w:p>
     <w:p>
       <w:pPr>
-        <w:pStyle w:val="ListBullet"/>
         <w:ind w:left="720"/>
       </w:pPr>
       <w:r>
-        <w:t xml:space="preserve">    ง</w:t>
+        <w:t xml:space="preserve">    4. ง</w:t>
       </w:r>
     </w:p>
     <w:p/>
@@ -656,43 +1067,39 @@
         <w:rPr>
           <w:sz w:val="24"/>
         </w:rPr>
-        <w:t>ข้อ p1_l09_011: สิ่งที่คลื่นน้ำพาเคลื่อนที่ผ่านไปคือข้อใด</w:t>
+        <w:t>22. เมื่อคลื่นผิวน้ำกระทบสิ่งกีดขวางที่มีช่องเปิด จะเกิดปรากฏการณ์ใด</w:t>
       </w:r>
     </w:p>
     <w:p>
       <w:pPr>
-        <w:pStyle w:val="ListBullet"/>
         <w:ind w:left="720"/>
       </w:pPr>
       <w:r>
-        <w:t xml:space="preserve">    ก</w:t>
+        <w:t xml:space="preserve">    1. ก</w:t>
       </w:r>
     </w:p>
     <w:p>
       <w:pPr>
-        <w:pStyle w:val="ListBullet"/>
         <w:ind w:left="720"/>
       </w:pPr>
       <w:r>
-        <w:t xml:space="preserve">    ข</w:t>
+        <w:t xml:space="preserve">    2. ข</w:t>
       </w:r>
     </w:p>
     <w:p>
       <w:pPr>
-        <w:pStyle w:val="ListBullet"/>
         <w:ind w:left="720"/>
       </w:pPr>
       <w:r>
-        <w:t xml:space="preserve">    ค</w:t>
+        <w:t xml:space="preserve">    3. ค</w:t>
       </w:r>
     </w:p>
     <w:p>
       <w:pPr>
-        <w:pStyle w:val="ListBullet"/>
         <w:ind w:left="720"/>
       </w:pPr>
       <w:r>
-        <w:t xml:space="preserve">    ง</w:t>
+        <w:t xml:space="preserve">    4. ง</w:t>
       </w:r>
     </w:p>
     <w:p/>
@@ -701,7 +1108,7 @@
         <w:rPr>
           <w:sz w:val="24"/>
         </w:rPr>
-        <w:t>ข้อ p1_l09_012: เมื่อแสงเคลื่อนที่จากอากาศเข้าสู่แก้ว ข้อใดเกิดขึ้น</w:t>
+        <w:t>23. ในการทดลองแทรกสอดของคลื่นน้ำ จากช่องคู่ ระยะระหว่างปฏิบัพที่ 0 ถึงปฏิบัพที่ 5 บนฉายวัดได้ 20 cm ระยะจากช่องถึงฉาย 50 cm ความยาวคลื่นเป็นเท่าใด</w:t>
       </w:r>
     </w:p>
     <w:p>
@@ -717,7 +1124,7 @@
               <a:graphicData uri="http://schemas.openxmlformats.org/drawingml/2006/picture">
                 <pic:pic>
                   <pic:nvPicPr>
-                    <pic:cNvPr id="0" name="physics_img_q1_l09_001.png"/>
+                    <pic:cNvPr id="0" name="physics_img_4.png"/>
                     <pic:cNvPicPr/>
                   </pic:nvPicPr>
                   <pic:blipFill>
@@ -743,38 +1150,34 @@
     <w:p/>
     <w:p>
       <w:pPr>
-        <w:pStyle w:val="ListBullet"/>
         <w:ind w:left="720"/>
       </w:pPr>
       <w:r>
-        <w:t xml:space="preserve">    ก</w:t>
+        <w:t xml:space="preserve">    1. ก</w:t>
       </w:r>
     </w:p>
     <w:p>
       <w:pPr>
-        <w:pStyle w:val="ListBullet"/>
         <w:ind w:left="720"/>
       </w:pPr>
       <w:r>
-        <w:t xml:space="preserve">    ข</w:t>
+        <w:t xml:space="preserve">    2. ข</w:t>
       </w:r>
     </w:p>
     <w:p>
       <w:pPr>
-        <w:pStyle w:val="ListBullet"/>
         <w:ind w:left="720"/>
       </w:pPr>
       <w:r>
-        <w:t xml:space="preserve">    ค</w:t>
+        <w:t xml:space="preserve">    3. ค</w:t>
       </w:r>
     </w:p>
     <w:p>
       <w:pPr>
-        <w:pStyle w:val="ListBullet"/>
         <w:ind w:left="720"/>
       </w:pPr>
       <w:r>
-        <w:t xml:space="preserve">    ง</w:t>
+        <w:t xml:space="preserve">    4. ง</w:t>
       </w:r>
     </w:p>
     <w:p/>
@@ -783,142 +1186,7 @@
         <w:rPr>
           <w:sz w:val="24"/>
         </w:rPr>
-        <w:t>ข้อ p1_l09_013: ปรากฏการณ์ที่คลื่นสองขบวนมารวมกันแล้วเกิดแอมพลิจูดรวมมากขึ้นหรือน้อยลง เรียกว่าอะไร</w:t>
-      </w:r>
-    </w:p>
-    <w:p>
-      <w:pPr>
-        <w:pStyle w:val="ListBullet"/>
-        <w:ind w:left="720"/>
-      </w:pPr>
-      <w:r>
-        <w:t xml:space="preserve">    ก</w:t>
-      </w:r>
-    </w:p>
-    <w:p>
-      <w:pPr>
-        <w:pStyle w:val="ListBullet"/>
-        <w:ind w:left="720"/>
-      </w:pPr>
-      <w:r>
-        <w:t xml:space="preserve">    ข</w:t>
-      </w:r>
-    </w:p>
-    <w:p>
-      <w:pPr>
-        <w:pStyle w:val="ListBullet"/>
-        <w:ind w:left="720"/>
-      </w:pPr>
-      <w:r>
-        <w:t xml:space="preserve">    ค</w:t>
-      </w:r>
-    </w:p>
-    <w:p>
-      <w:pPr>
-        <w:pStyle w:val="ListBullet"/>
-        <w:ind w:left="720"/>
-      </w:pPr>
-      <w:r>
-        <w:t xml:space="preserve">    ง</w:t>
-      </w:r>
-    </w:p>
-    <w:p/>
-    <w:p>
-      <w:r>
-        <w:rPr>
-          <w:sz w:val="24"/>
-        </w:rPr>
-        <w:t>ข้อ p1_l09_014: คลื่นเสียงเดินทางในของแข็งเร็วกว่าในของเหลว และในของเหลวเร็วกว่าในแก๊ส เพราะเหตุใด</w:t>
-      </w:r>
-    </w:p>
-    <w:p>
-      <w:pPr>
-        <w:pStyle w:val="ListBullet"/>
-        <w:ind w:left="720"/>
-      </w:pPr>
-      <w:r>
-        <w:t xml:space="preserve">    ก</w:t>
-      </w:r>
-    </w:p>
-    <w:p>
-      <w:pPr>
-        <w:pStyle w:val="ListBullet"/>
-        <w:ind w:left="720"/>
-      </w:pPr>
-      <w:r>
-        <w:t xml:space="preserve">    ข</w:t>
-      </w:r>
-    </w:p>
-    <w:p>
-      <w:pPr>
-        <w:pStyle w:val="ListBullet"/>
-        <w:ind w:left="720"/>
-      </w:pPr>
-      <w:r>
-        <w:t xml:space="preserve">    ค</w:t>
-      </w:r>
-    </w:p>
-    <w:p>
-      <w:pPr>
-        <w:pStyle w:val="ListBullet"/>
-        <w:ind w:left="720"/>
-      </w:pPr>
-      <w:r>
-        <w:t xml:space="preserve">    ง</w:t>
-      </w:r>
-    </w:p>
-    <w:p/>
-    <w:p>
-      <w:r>
-        <w:rPr>
-          <w:sz w:val="24"/>
-        </w:rPr>
-        <w:t>ข้อ p1_l09_015: คลื่นความถี่ 50 Hz มีความยาวคลื่น 4 m คลื่นเคลื่อนที่ด้วยอัตราเร็วเท่าใด</w:t>
-      </w:r>
-    </w:p>
-    <w:p>
-      <w:pPr>
-        <w:pStyle w:val="ListBullet"/>
-        <w:ind w:left="720"/>
-      </w:pPr>
-      <w:r>
-        <w:t xml:space="preserve">    ก</w:t>
-      </w:r>
-    </w:p>
-    <w:p>
-      <w:pPr>
-        <w:pStyle w:val="ListBullet"/>
-        <w:ind w:left="720"/>
-      </w:pPr>
-      <w:r>
-        <w:t xml:space="preserve">    ข</w:t>
-      </w:r>
-    </w:p>
-    <w:p>
-      <w:pPr>
-        <w:pStyle w:val="ListBullet"/>
-        <w:ind w:left="720"/>
-      </w:pPr>
-      <w:r>
-        <w:t xml:space="preserve">    ค</w:t>
-      </w:r>
-    </w:p>
-    <w:p>
-      <w:pPr>
-        <w:pStyle w:val="ListBullet"/>
-        <w:ind w:left="720"/>
-      </w:pPr>
-      <w:r>
-        <w:t xml:space="preserve">    ง</w:t>
-      </w:r>
-    </w:p>
-    <w:p/>
-    <w:p>
-      <w:r>
-        <w:rPr>
-          <w:sz w:val="24"/>
-        </w:rPr>
-        <w:t>ข้อ p1_l09_016: สมบัติของคลื่น 4 ข้อที่แสดงว่าคลื่นเป็นปรากฏการณ์ทางฟิสิกส์ประกอบด้วยข้อใด</w:t>
+        <w:t>24. คลื่นเสียงที่มีความถี่สูงกว่า 20,000 Hz เรียกว่าอะไร</w:t>
       </w:r>
     </w:p>
     <w:p>
@@ -934,7 +1202,7 @@
               <a:graphicData uri="http://schemas.openxmlformats.org/drawingml/2006/picture">
                 <pic:pic>
                   <pic:nvPicPr>
-                    <pic:cNvPr id="0" name="physics_img_q1_l09_001.png"/>
+                    <pic:cNvPr id="0" name="physics_img_4.png"/>
                     <pic:cNvPicPr/>
                   </pic:nvPicPr>
                   <pic:blipFill>
@@ -960,38 +1228,34 @@
     <w:p/>
     <w:p>
       <w:pPr>
-        <w:pStyle w:val="ListBullet"/>
         <w:ind w:left="720"/>
       </w:pPr>
       <w:r>
-        <w:t xml:space="preserve">    ก</w:t>
+        <w:t xml:space="preserve">    1. ก</w:t>
       </w:r>
     </w:p>
     <w:p>
       <w:pPr>
-        <w:pStyle w:val="ListBullet"/>
         <w:ind w:left="720"/>
       </w:pPr>
       <w:r>
-        <w:t xml:space="preserve">    ข</w:t>
+        <w:t xml:space="preserve">    2. ข</w:t>
       </w:r>
     </w:p>
     <w:p>
       <w:pPr>
-        <w:pStyle w:val="ListBullet"/>
         <w:ind w:left="720"/>
       </w:pPr>
       <w:r>
-        <w:t xml:space="preserve">    ค</w:t>
+        <w:t xml:space="preserve">    3. ค</w:t>
       </w:r>
     </w:p>
     <w:p>
       <w:pPr>
-        <w:pStyle w:val="ListBullet"/>
         <w:ind w:left="720"/>
       </w:pPr>
       <w:r>
-        <w:t xml:space="preserve">    ง</w:t>
+        <w:t xml:space="preserve">    4. ง</w:t>
       </w:r>
     </w:p>
     <w:p/>
@@ -1000,514 +1264,39 @@
         <w:rPr>
           <w:sz w:val="24"/>
         </w:rPr>
-        <w:t>ข้อ p1_l09_017: ในการทดลองช่องคู่ของยัง ระยะระหว่างช่อง 0.5 mm ระยะจากช่องถึงฉาก 2 m ความยาวคลื่น 600 nm ระยะระหว่างปฏิบัพที่อยู่ติดกันเป็นเท่าใด</w:t>
+        <w:t>25. คลื่นวิ่งเป็นคลื่นที่มีรูปร่างและแอมพลิจูดคงที่ขณะเคลื่อนที่ ส่วนคลื่นนิ่งเกิดจากอะไร</w:t>
       </w:r>
     </w:p>
     <w:p>
       <w:pPr>
-        <w:pStyle w:val="ListBullet"/>
         <w:ind w:left="720"/>
       </w:pPr>
       <w:r>
-        <w:t xml:space="preserve">    ก</w:t>
+        <w:t xml:space="preserve">    1. ก</w:t>
       </w:r>
     </w:p>
     <w:p>
       <w:pPr>
-        <w:pStyle w:val="ListBullet"/>
         <w:ind w:left="720"/>
       </w:pPr>
       <w:r>
-        <w:t xml:space="preserve">    ข</w:t>
+        <w:t xml:space="preserve">    2. ข</w:t>
       </w:r>
     </w:p>
     <w:p>
       <w:pPr>
-        <w:pStyle w:val="ListBullet"/>
         <w:ind w:left="720"/>
       </w:pPr>
       <w:r>
-        <w:t xml:space="preserve">    ค</w:t>
+        <w:t xml:space="preserve">    3. ค</w:t>
       </w:r>
     </w:p>
     <w:p>
       <w:pPr>
-        <w:pStyle w:val="ListBullet"/>
         <w:ind w:left="720"/>
       </w:pPr>
       <w:r>
-        <w:t xml:space="preserve">    ง</w:t>
-      </w:r>
-    </w:p>
-    <w:p/>
-    <w:p>
-      <w:r>
-        <w:rPr>
-          <w:sz w:val="24"/>
-        </w:rPr>
-        <w:t>ข้อ p1_l09_018: คลื่นเสียงสามารถเดินทางผ่านสุญญากาศได้หรือไม่</w:t>
-      </w:r>
-    </w:p>
-    <w:p>
-      <w:pPr>
-        <w:pStyle w:val="ListBullet"/>
-        <w:ind w:left="720"/>
-      </w:pPr>
-      <w:r>
-        <w:t xml:space="preserve">    ก</w:t>
-      </w:r>
-    </w:p>
-    <w:p>
-      <w:pPr>
-        <w:pStyle w:val="ListBullet"/>
-        <w:ind w:left="720"/>
-      </w:pPr>
-      <w:r>
-        <w:t xml:space="preserve">    ข</w:t>
-      </w:r>
-    </w:p>
-    <w:p>
-      <w:pPr>
-        <w:pStyle w:val="ListBullet"/>
-        <w:ind w:left="720"/>
-      </w:pPr>
-      <w:r>
-        <w:t xml:space="preserve">    ค</w:t>
-      </w:r>
-    </w:p>
-    <w:p>
-      <w:pPr>
-        <w:pStyle w:val="ListBullet"/>
-        <w:ind w:left="720"/>
-      </w:pPr>
-      <w:r>
-        <w:t xml:space="preserve">    ง</w:t>
-      </w:r>
-    </w:p>
-    <w:p/>
-    <w:p>
-      <w:r>
-        <w:rPr>
-          <w:sz w:val="24"/>
-        </w:rPr>
-        <w:t>ข้อ p1_l09_019: ข้อใดต่อไปนี้ไม่ใช่คลื่นกล</w:t>
-      </w:r>
-    </w:p>
-    <w:p>
-      <w:pPr>
-        <w:pStyle w:val="ListBullet"/>
-        <w:ind w:left="720"/>
-      </w:pPr>
-      <w:r>
-        <w:t xml:space="preserve">    ก</w:t>
-      </w:r>
-    </w:p>
-    <w:p>
-      <w:pPr>
-        <w:pStyle w:val="ListBullet"/>
-        <w:ind w:left="720"/>
-      </w:pPr>
-      <w:r>
-        <w:t xml:space="preserve">    ข</w:t>
-      </w:r>
-    </w:p>
-    <w:p>
-      <w:pPr>
-        <w:pStyle w:val="ListBullet"/>
-        <w:ind w:left="720"/>
-      </w:pPr>
-      <w:r>
-        <w:t xml:space="preserve">    ค</w:t>
-      </w:r>
-    </w:p>
-    <w:p>
-      <w:pPr>
-        <w:pStyle w:val="ListBullet"/>
-        <w:ind w:left="720"/>
-      </w:pPr>
-      <w:r>
-        <w:t xml:space="preserve">    ง</w:t>
-      </w:r>
-    </w:p>
-    <w:p/>
-    <w:p>
-      <w:r>
-        <w:rPr>
-          <w:sz w:val="24"/>
-        </w:rPr>
-        <w:t>ข้อ p1_l09_020: คลื่นตามยาวและคลื่นตามขวางแตกต่างกันอย่างไร</w:t>
-      </w:r>
-    </w:p>
-    <w:p>
-      <w:r>
-        <w:drawing>
-          <wp:inline xmlns:a="http://schemas.openxmlformats.org/drawingml/2006/main" xmlns:pic="http://schemas.openxmlformats.org/drawingml/2006/picture">
-            <wp:extent cx="1828800" cy="1359877"/>
-            <wp:docPr id="8" name="Picture 8"/>
-            <wp:cNvGraphicFramePr>
-              <a:graphicFrameLocks noChangeAspect="1"/>
-            </wp:cNvGraphicFramePr>
-            <a:graphic>
-              <a:graphicData uri="http://schemas.openxmlformats.org/drawingml/2006/picture">
-                <pic:pic>
-                  <pic:nvPicPr>
-                    <pic:cNvPr id="0" name="physics_img_q1_l09_001.png"/>
-                    <pic:cNvPicPr/>
-                  </pic:nvPicPr>
-                  <pic:blipFill>
-                    <a:blip r:embed="rId9"/>
-                    <a:stretch>
-                      <a:fillRect/>
-                    </a:stretch>
-                  </pic:blipFill>
-                  <pic:spPr>
-                    <a:xfrm>
-                      <a:off x="0" y="0"/>
-                      <a:ext cx="1828800" cy="1359877"/>
-                    </a:xfrm>
-                    <a:prstGeom prst="rect"/>
-                  </pic:spPr>
-                </pic:pic>
-              </a:graphicData>
-            </a:graphic>
-          </wp:inline>
-        </w:drawing>
-      </w:r>
-    </w:p>
-    <w:p/>
-    <w:p>
-      <w:pPr>
-        <w:pStyle w:val="ListBullet"/>
-        <w:ind w:left="720"/>
-      </w:pPr>
-      <w:r>
-        <w:t xml:space="preserve">    ก</w:t>
-      </w:r>
-    </w:p>
-    <w:p>
-      <w:pPr>
-        <w:pStyle w:val="ListBullet"/>
-        <w:ind w:left="720"/>
-      </w:pPr>
-      <w:r>
-        <w:t xml:space="preserve">    ข</w:t>
-      </w:r>
-    </w:p>
-    <w:p>
-      <w:pPr>
-        <w:pStyle w:val="ListBullet"/>
-        <w:ind w:left="720"/>
-      </w:pPr>
-      <w:r>
-        <w:t xml:space="preserve">    ค</w:t>
-      </w:r>
-    </w:p>
-    <w:p>
-      <w:pPr>
-        <w:pStyle w:val="ListBullet"/>
-        <w:ind w:left="720"/>
-      </w:pPr>
-      <w:r>
-        <w:t xml:space="preserve">    ง</w:t>
-      </w:r>
-    </w:p>
-    <w:p/>
-    <w:p>
-      <w:r>
-        <w:rPr>
-          <w:sz w:val="24"/>
-        </w:rPr>
-        <w:t>ข้อ p1_l09_021: คลื่นน้ำเคลื่อนที่จากน้ำตื้นเข้าสู่น้ำลึก โดยมีมุมตกกระทบ 30° และมุมหักเห 45° อัตราเร็วในน้ำตื้นเป็นเท่าใด (อัตราเร็วในน้ำลึก = 30 m/s)</w:t>
-      </w:r>
-    </w:p>
-    <w:p>
-      <w:pPr>
-        <w:pStyle w:val="ListBullet"/>
-        <w:ind w:left="720"/>
-      </w:pPr>
-      <w:r>
-        <w:t xml:space="preserve">    ก</w:t>
-      </w:r>
-    </w:p>
-    <w:p>
-      <w:pPr>
-        <w:pStyle w:val="ListBullet"/>
-        <w:ind w:left="720"/>
-      </w:pPr>
-      <w:r>
-        <w:t xml:space="preserve">    ข</w:t>
-      </w:r>
-    </w:p>
-    <w:p>
-      <w:pPr>
-        <w:pStyle w:val="ListBullet"/>
-        <w:ind w:left="720"/>
-      </w:pPr>
-      <w:r>
-        <w:t xml:space="preserve">    ค</w:t>
-      </w:r>
-    </w:p>
-    <w:p>
-      <w:pPr>
-        <w:pStyle w:val="ListBullet"/>
-        <w:ind w:left="720"/>
-      </w:pPr>
-      <w:r>
-        <w:t xml:space="preserve">    ง</w:t>
-      </w:r>
-    </w:p>
-    <w:p/>
-    <w:p>
-      <w:r>
-        <w:rPr>
-          <w:sz w:val="24"/>
-        </w:rPr>
-        <w:t>ข้อ p1_l09_022: เมื่อคลื่นผิวน้ำกระทบสิ่งกีดขวางที่มีช่องเปิด จะเกิดปรากฏการณ์ใด</w:t>
-      </w:r>
-    </w:p>
-    <w:p>
-      <w:r>
-        <w:drawing>
-          <wp:inline xmlns:a="http://schemas.openxmlformats.org/drawingml/2006/main" xmlns:pic="http://schemas.openxmlformats.org/drawingml/2006/picture">
-            <wp:extent cx="1828800" cy="1359877"/>
-            <wp:docPr id="9" name="Picture 9"/>
-            <wp:cNvGraphicFramePr>
-              <a:graphicFrameLocks noChangeAspect="1"/>
-            </wp:cNvGraphicFramePr>
-            <a:graphic>
-              <a:graphicData uri="http://schemas.openxmlformats.org/drawingml/2006/picture">
-                <pic:pic>
-                  <pic:nvPicPr>
-                    <pic:cNvPr id="0" name="physics_img_q1_l09_001.png"/>
-                    <pic:cNvPicPr/>
-                  </pic:nvPicPr>
-                  <pic:blipFill>
-                    <a:blip r:embed="rId9"/>
-                    <a:stretch>
-                      <a:fillRect/>
-                    </a:stretch>
-                  </pic:blipFill>
-                  <pic:spPr>
-                    <a:xfrm>
-                      <a:off x="0" y="0"/>
-                      <a:ext cx="1828800" cy="1359877"/>
-                    </a:xfrm>
-                    <a:prstGeom prst="rect"/>
-                  </pic:spPr>
-                </pic:pic>
-              </a:graphicData>
-            </a:graphic>
-          </wp:inline>
-        </w:drawing>
-      </w:r>
-    </w:p>
-    <w:p/>
-    <w:p>
-      <w:pPr>
-        <w:pStyle w:val="ListBullet"/>
-        <w:ind w:left="720"/>
-      </w:pPr>
-      <w:r>
-        <w:t xml:space="preserve">    ก</w:t>
-      </w:r>
-    </w:p>
-    <w:p>
-      <w:pPr>
-        <w:pStyle w:val="ListBullet"/>
-        <w:ind w:left="720"/>
-      </w:pPr>
-      <w:r>
-        <w:t xml:space="preserve">    ข</w:t>
-      </w:r>
-    </w:p>
-    <w:p>
-      <w:pPr>
-        <w:pStyle w:val="ListBullet"/>
-        <w:ind w:left="720"/>
-      </w:pPr>
-      <w:r>
-        <w:t xml:space="preserve">    ค</w:t>
-      </w:r>
-    </w:p>
-    <w:p>
-      <w:pPr>
-        <w:pStyle w:val="ListBullet"/>
-        <w:ind w:left="720"/>
-      </w:pPr>
-      <w:r>
-        <w:t xml:space="preserve">    ง</w:t>
-      </w:r>
-    </w:p>
-    <w:p/>
-    <w:p>
-      <w:r>
-        <w:rPr>
-          <w:sz w:val="24"/>
-        </w:rPr>
-        <w:t>ข้อ p1_l09_023: ในการทดลองแทรกสอดของคลื่นน้ำ จากช่องคู่ ระยะระหว่างปฏิบัพที่ 0 ถึงปฏิบัพที่ 5 บนฉายวัดได้ 20 cm ระยะจากช่องถึงฉาย 50 cm ความยาวคลื่นเป็นเท่าใด</w:t>
-      </w:r>
-    </w:p>
-    <w:p>
-      <w:r>
-        <w:drawing>
-          <wp:inline xmlns:a="http://schemas.openxmlformats.org/drawingml/2006/main" xmlns:pic="http://schemas.openxmlformats.org/drawingml/2006/picture">
-            <wp:extent cx="1828800" cy="1359877"/>
-            <wp:docPr id="10" name="Picture 10"/>
-            <wp:cNvGraphicFramePr>
-              <a:graphicFrameLocks noChangeAspect="1"/>
-            </wp:cNvGraphicFramePr>
-            <a:graphic>
-              <a:graphicData uri="http://schemas.openxmlformats.org/drawingml/2006/picture">
-                <pic:pic>
-                  <pic:nvPicPr>
-                    <pic:cNvPr id="0" name="physics_img_q1_l09_001.png"/>
-                    <pic:cNvPicPr/>
-                  </pic:nvPicPr>
-                  <pic:blipFill>
-                    <a:blip r:embed="rId9"/>
-                    <a:stretch>
-                      <a:fillRect/>
-                    </a:stretch>
-                  </pic:blipFill>
-                  <pic:spPr>
-                    <a:xfrm>
-                      <a:off x="0" y="0"/>
-                      <a:ext cx="1828800" cy="1359877"/>
-                    </a:xfrm>
-                    <a:prstGeom prst="rect"/>
-                  </pic:spPr>
-                </pic:pic>
-              </a:graphicData>
-            </a:graphic>
-          </wp:inline>
-        </w:drawing>
-      </w:r>
-    </w:p>
-    <w:p/>
-    <w:p>
-      <w:pPr>
-        <w:pStyle w:val="ListBullet"/>
-        <w:ind w:left="720"/>
-      </w:pPr>
-      <w:r>
-        <w:t xml:space="preserve">    ก</w:t>
-      </w:r>
-    </w:p>
-    <w:p>
-      <w:pPr>
-        <w:pStyle w:val="ListBullet"/>
-        <w:ind w:left="720"/>
-      </w:pPr>
-      <w:r>
-        <w:t xml:space="preserve">    ข</w:t>
-      </w:r>
-    </w:p>
-    <w:p>
-      <w:pPr>
-        <w:pStyle w:val="ListBullet"/>
-        <w:ind w:left="720"/>
-      </w:pPr>
-      <w:r>
-        <w:t xml:space="preserve">    ค</w:t>
-      </w:r>
-    </w:p>
-    <w:p>
-      <w:pPr>
-        <w:pStyle w:val="ListBullet"/>
-        <w:ind w:left="720"/>
-      </w:pPr>
-      <w:r>
-        <w:t xml:space="preserve">    ง</w:t>
-      </w:r>
-    </w:p>
-    <w:p/>
-    <w:p>
-      <w:r>
-        <w:rPr>
-          <w:sz w:val="24"/>
-        </w:rPr>
-        <w:t>ข้อ p1_l09_024: คลื่นเสียงที่มีความถี่สูงกว่า 20,000 Hz เรียกว่าอะไร</w:t>
-      </w:r>
-    </w:p>
-    <w:p>
-      <w:pPr>
-        <w:pStyle w:val="ListBullet"/>
-        <w:ind w:left="720"/>
-      </w:pPr>
-      <w:r>
-        <w:t xml:space="preserve">    ก</w:t>
-      </w:r>
-    </w:p>
-    <w:p>
-      <w:pPr>
-        <w:pStyle w:val="ListBullet"/>
-        <w:ind w:left="720"/>
-      </w:pPr>
-      <w:r>
-        <w:t xml:space="preserve">    ข</w:t>
-      </w:r>
-    </w:p>
-    <w:p>
-      <w:pPr>
-        <w:pStyle w:val="ListBullet"/>
-        <w:ind w:left="720"/>
-      </w:pPr>
-      <w:r>
-        <w:t xml:space="preserve">    ค</w:t>
-      </w:r>
-    </w:p>
-    <w:p>
-      <w:pPr>
-        <w:pStyle w:val="ListBullet"/>
-        <w:ind w:left="720"/>
-      </w:pPr>
-      <w:r>
-        <w:t xml:space="preserve">    ง</w:t>
-      </w:r>
-    </w:p>
-    <w:p/>
-    <w:p>
-      <w:r>
-        <w:rPr>
-          <w:sz w:val="24"/>
-        </w:rPr>
-        <w:t>ข้อ p1_l09_025: คลื่นวิ่งเป็นคลื่นที่มีรูปร่างและแอมพลิจูดคงที่ขณะเคลื่อนที่ ส่วนคลื่นนิ่งเกิดจากอะไร</w:t>
-      </w:r>
-    </w:p>
-    <w:p>
-      <w:pPr>
-        <w:pStyle w:val="ListBullet"/>
-        <w:ind w:left="720"/>
-      </w:pPr>
-      <w:r>
-        <w:t xml:space="preserve">    ก</w:t>
-      </w:r>
-    </w:p>
-    <w:p>
-      <w:pPr>
-        <w:pStyle w:val="ListBullet"/>
-        <w:ind w:left="720"/>
-      </w:pPr>
-      <w:r>
-        <w:t xml:space="preserve">    ข</w:t>
-      </w:r>
-    </w:p>
-    <w:p>
-      <w:pPr>
-        <w:pStyle w:val="ListBullet"/>
-        <w:ind w:left="720"/>
-      </w:pPr>
-      <w:r>
-        <w:t xml:space="preserve">    ค</w:t>
-      </w:r>
-    </w:p>
-    <w:p>
-      <w:pPr>
-        <w:pStyle w:val="ListBullet"/>
-        <w:ind w:left="720"/>
-      </w:pPr>
-      <w:r>
-        <w:t xml:space="preserve">    ง</w:t>
+        <w:t xml:space="preserve">    4. ง</w:t>
       </w:r>
     </w:p>
     <w:p/>

--- a/physics_course/word/lesson09.docx
+++ b/physics_course/word/lesson09.docx
@@ -148,43 +148,6 @@
       </w:r>
     </w:p>
     <w:p>
-      <w:r>
-        <w:drawing>
-          <wp:inline xmlns:a="http://schemas.openxmlformats.org/drawingml/2006/main" xmlns:pic="http://schemas.openxmlformats.org/drawingml/2006/picture">
-            <wp:extent cx="1828800" cy="1359877"/>
-            <wp:docPr id="1" name="Picture 1"/>
-            <wp:cNvGraphicFramePr>
-              <a:graphicFrameLocks noChangeAspect="1"/>
-            </wp:cNvGraphicFramePr>
-            <a:graphic>
-              <a:graphicData uri="http://schemas.openxmlformats.org/drawingml/2006/picture">
-                <pic:pic>
-                  <pic:nvPicPr>
-                    <pic:cNvPr id="0" name="physics_img_4.png"/>
-                    <pic:cNvPicPr/>
-                  </pic:nvPicPr>
-                  <pic:blipFill>
-                    <a:blip r:embed="rId9"/>
-                    <a:stretch>
-                      <a:fillRect/>
-                    </a:stretch>
-                  </pic:blipFill>
-                  <pic:spPr>
-                    <a:xfrm>
-                      <a:off x="0" y="0"/>
-                      <a:ext cx="1828800" cy="1359877"/>
-                    </a:xfrm>
-                    <a:prstGeom prst="rect"/>
-                  </pic:spPr>
-                </pic:pic>
-              </a:graphicData>
-            </a:graphic>
-          </wp:inline>
-        </w:drawing>
-      </w:r>
-    </w:p>
-    <w:p/>
-    <w:p>
       <w:pPr>
         <w:ind w:left="720"/>
       </w:pPr>
@@ -307,43 +270,6 @@
         <w:t>7. คลื่นเสียงเคลื่อนที่ในอากาศด้วยอัตราเร็ว 340 m/s ที่ความถี่ 170 Hz จะมีความยาวคลื่นเท่าใด</w:t>
       </w:r>
     </w:p>
-    <w:p>
-      <w:r>
-        <w:drawing>
-          <wp:inline xmlns:a="http://schemas.openxmlformats.org/drawingml/2006/main" xmlns:pic="http://schemas.openxmlformats.org/drawingml/2006/picture">
-            <wp:extent cx="1828800" cy="1359877"/>
-            <wp:docPr id="2" name="Picture 2"/>
-            <wp:cNvGraphicFramePr>
-              <a:graphicFrameLocks noChangeAspect="1"/>
-            </wp:cNvGraphicFramePr>
-            <a:graphic>
-              <a:graphicData uri="http://schemas.openxmlformats.org/drawingml/2006/picture">
-                <pic:pic>
-                  <pic:nvPicPr>
-                    <pic:cNvPr id="0" name="physics_img_4.png"/>
-                    <pic:cNvPicPr/>
-                  </pic:nvPicPr>
-                  <pic:blipFill>
-                    <a:blip r:embed="rId9"/>
-                    <a:stretch>
-                      <a:fillRect/>
-                    </a:stretch>
-                  </pic:blipFill>
-                  <pic:spPr>
-                    <a:xfrm>
-                      <a:off x="0" y="0"/>
-                      <a:ext cx="1828800" cy="1359877"/>
-                    </a:xfrm>
-                    <a:prstGeom prst="rect"/>
-                  </pic:spPr>
-                </pic:pic>
-              </a:graphicData>
-            </a:graphic>
-          </wp:inline>
-        </w:drawing>
-      </w:r>
-    </w:p>
-    <w:p/>
     <w:p>
       <w:pPr>
         <w:ind w:left="720"/>
@@ -673,43 +599,6 @@
       </w:r>
     </w:p>
     <w:p>
-      <w:r>
-        <w:drawing>
-          <wp:inline xmlns:a="http://schemas.openxmlformats.org/drawingml/2006/main" xmlns:pic="http://schemas.openxmlformats.org/drawingml/2006/picture">
-            <wp:extent cx="1828800" cy="1359877"/>
-            <wp:docPr id="3" name="Picture 3"/>
-            <wp:cNvGraphicFramePr>
-              <a:graphicFrameLocks noChangeAspect="1"/>
-            </wp:cNvGraphicFramePr>
-            <a:graphic>
-              <a:graphicData uri="http://schemas.openxmlformats.org/drawingml/2006/picture">
-                <pic:pic>
-                  <pic:nvPicPr>
-                    <pic:cNvPr id="0" name="physics_img_4.png"/>
-                    <pic:cNvPicPr/>
-                  </pic:nvPicPr>
-                  <pic:blipFill>
-                    <a:blip r:embed="rId9"/>
-                    <a:stretch>
-                      <a:fillRect/>
-                    </a:stretch>
-                  </pic:blipFill>
-                  <pic:spPr>
-                    <a:xfrm>
-                      <a:off x="0" y="0"/>
-                      <a:ext cx="1828800" cy="1359877"/>
-                    </a:xfrm>
-                    <a:prstGeom prst="rect"/>
-                  </pic:spPr>
-                </pic:pic>
-              </a:graphicData>
-            </a:graphic>
-          </wp:inline>
-        </w:drawing>
-      </w:r>
-    </w:p>
-    <w:p/>
-    <w:p>
       <w:pPr>
         <w:ind w:left="720"/>
       </w:pPr>
@@ -791,43 +680,6 @@
         <w:t>17. ในการทดลองช่องคู่ของยัง ระยะระหว่างช่อง 0.5 mm ระยะจากช่องถึงฉาก 2 m ความยาวคลื่น 600 nm ระยะระหว่างปฏิบัพที่อยู่ติดกันเป็นเท่าใด</w:t>
       </w:r>
     </w:p>
-    <w:p>
-      <w:r>
-        <w:drawing>
-          <wp:inline xmlns:a="http://schemas.openxmlformats.org/drawingml/2006/main" xmlns:pic="http://schemas.openxmlformats.org/drawingml/2006/picture">
-            <wp:extent cx="1828800" cy="1359877"/>
-            <wp:docPr id="4" name="Picture 4"/>
-            <wp:cNvGraphicFramePr>
-              <a:graphicFrameLocks noChangeAspect="1"/>
-            </wp:cNvGraphicFramePr>
-            <a:graphic>
-              <a:graphicData uri="http://schemas.openxmlformats.org/drawingml/2006/picture">
-                <pic:pic>
-                  <pic:nvPicPr>
-                    <pic:cNvPr id="0" name="physics_img_4.png"/>
-                    <pic:cNvPicPr/>
-                  </pic:nvPicPr>
-                  <pic:blipFill>
-                    <a:blip r:embed="rId9"/>
-                    <a:stretch>
-                      <a:fillRect/>
-                    </a:stretch>
-                  </pic:blipFill>
-                  <pic:spPr>
-                    <a:xfrm>
-                      <a:off x="0" y="0"/>
-                      <a:ext cx="1828800" cy="1359877"/>
-                    </a:xfrm>
-                    <a:prstGeom prst="rect"/>
-                  </pic:spPr>
-                </pic:pic>
-              </a:graphicData>
-            </a:graphic>
-          </wp:inline>
-        </w:drawing>
-      </w:r>
-    </w:p>
-    <w:p/>
     <w:p>
       <w:pPr>
         <w:ind w:left="720"/>
@@ -993,43 +845,6 @@
       </w:r>
     </w:p>
     <w:p>
-      <w:r>
-        <w:drawing>
-          <wp:inline xmlns:a="http://schemas.openxmlformats.org/drawingml/2006/main" xmlns:pic="http://schemas.openxmlformats.org/drawingml/2006/picture">
-            <wp:extent cx="1828800" cy="1359877"/>
-            <wp:docPr id="5" name="Picture 5"/>
-            <wp:cNvGraphicFramePr>
-              <a:graphicFrameLocks noChangeAspect="1"/>
-            </wp:cNvGraphicFramePr>
-            <a:graphic>
-              <a:graphicData uri="http://schemas.openxmlformats.org/drawingml/2006/picture">
-                <pic:pic>
-                  <pic:nvPicPr>
-                    <pic:cNvPr id="0" name="physics_img_4.png"/>
-                    <pic:cNvPicPr/>
-                  </pic:nvPicPr>
-                  <pic:blipFill>
-                    <a:blip r:embed="rId9"/>
-                    <a:stretch>
-                      <a:fillRect/>
-                    </a:stretch>
-                  </pic:blipFill>
-                  <pic:spPr>
-                    <a:xfrm>
-                      <a:off x="0" y="0"/>
-                      <a:ext cx="1828800" cy="1359877"/>
-                    </a:xfrm>
-                    <a:prstGeom prst="rect"/>
-                  </pic:spPr>
-                </pic:pic>
-              </a:graphicData>
-            </a:graphic>
-          </wp:inline>
-        </w:drawing>
-      </w:r>
-    </w:p>
-    <w:p/>
-    <w:p>
       <w:pPr>
         <w:ind w:left="720"/>
       </w:pPr>
@@ -1112,43 +927,6 @@
       </w:r>
     </w:p>
     <w:p>
-      <w:r>
-        <w:drawing>
-          <wp:inline xmlns:a="http://schemas.openxmlformats.org/drawingml/2006/main" xmlns:pic="http://schemas.openxmlformats.org/drawingml/2006/picture">
-            <wp:extent cx="1828800" cy="1359877"/>
-            <wp:docPr id="6" name="Picture 6"/>
-            <wp:cNvGraphicFramePr>
-              <a:graphicFrameLocks noChangeAspect="1"/>
-            </wp:cNvGraphicFramePr>
-            <a:graphic>
-              <a:graphicData uri="http://schemas.openxmlformats.org/drawingml/2006/picture">
-                <pic:pic>
-                  <pic:nvPicPr>
-                    <pic:cNvPr id="0" name="physics_img_4.png"/>
-                    <pic:cNvPicPr/>
-                  </pic:nvPicPr>
-                  <pic:blipFill>
-                    <a:blip r:embed="rId9"/>
-                    <a:stretch>
-                      <a:fillRect/>
-                    </a:stretch>
-                  </pic:blipFill>
-                  <pic:spPr>
-                    <a:xfrm>
-                      <a:off x="0" y="0"/>
-                      <a:ext cx="1828800" cy="1359877"/>
-                    </a:xfrm>
-                    <a:prstGeom prst="rect"/>
-                  </pic:spPr>
-                </pic:pic>
-              </a:graphicData>
-            </a:graphic>
-          </wp:inline>
-        </w:drawing>
-      </w:r>
-    </w:p>
-    <w:p/>
-    <w:p>
       <w:pPr>
         <w:ind w:left="720"/>
       </w:pPr>
@@ -1189,43 +967,6 @@
         <w:t>24. คลื่นเสียงที่มีความถี่สูงกว่า 20,000 Hz เรียกว่าอะไร</w:t>
       </w:r>
     </w:p>
-    <w:p>
-      <w:r>
-        <w:drawing>
-          <wp:inline xmlns:a="http://schemas.openxmlformats.org/drawingml/2006/main" xmlns:pic="http://schemas.openxmlformats.org/drawingml/2006/picture">
-            <wp:extent cx="1828800" cy="1359877"/>
-            <wp:docPr id="7" name="Picture 7"/>
-            <wp:cNvGraphicFramePr>
-              <a:graphicFrameLocks noChangeAspect="1"/>
-            </wp:cNvGraphicFramePr>
-            <a:graphic>
-              <a:graphicData uri="http://schemas.openxmlformats.org/drawingml/2006/picture">
-                <pic:pic>
-                  <pic:nvPicPr>
-                    <pic:cNvPr id="0" name="physics_img_4.png"/>
-                    <pic:cNvPicPr/>
-                  </pic:nvPicPr>
-                  <pic:blipFill>
-                    <a:blip r:embed="rId9"/>
-                    <a:stretch>
-                      <a:fillRect/>
-                    </a:stretch>
-                  </pic:blipFill>
-                  <pic:spPr>
-                    <a:xfrm>
-                      <a:off x="0" y="0"/>
-                      <a:ext cx="1828800" cy="1359877"/>
-                    </a:xfrm>
-                    <a:prstGeom prst="rect"/>
-                  </pic:spPr>
-                </pic:pic>
-              </a:graphicData>
-            </a:graphic>
-          </wp:inline>
-        </w:drawing>
-      </w:r>
-    </w:p>
-    <w:p/>
     <w:p>
       <w:pPr>
         <w:ind w:left="720"/>
